--- a/Работа с документами в формате docx через Python/template.docx
+++ b/Работа с документами в формате docx через Python/template.docx
@@ -8,7 +8,7 @@
           <w:rFonts w:ascii="Courier New" w:eastAsia="Times New Roman" w:hAnsi="Courier New" w:cs="Courier New"/>
           <w:sz w:val="20"/>
           <w:szCs w:val="20"/>
-          <w:lang w:eastAsia="ru-RU"/>
+          <w:lang w:val="en-US" w:eastAsia="ru-RU"/>
         </w:rPr>
       </w:pPr>
       <w:r>
@@ -18,7 +18,25 @@
           <w:szCs w:val="20"/>
           <w:lang w:eastAsia="ru-RU"/>
         </w:rPr>
-        <w:t>Результаты марафона за {</w:t>
+        <w:t>Год проведения марафона:</w:t>
+      </w:r>
+      <w:r>
+        <w:rPr>
+          <w:rFonts w:ascii="Courier New" w:eastAsia="Times New Roman" w:hAnsi="Courier New" w:cs="Courier New"/>
+          <w:sz w:val="20"/>
+          <w:szCs w:val="20"/>
+          <w:lang w:eastAsia="ru-RU"/>
+        </w:rPr>
+        <w:t xml:space="preserve"> </w:t>
+      </w:r>
+      <w:r>
+        <w:rPr>
+          <w:rFonts w:ascii="Courier New" w:eastAsia="Times New Roman" w:hAnsi="Courier New" w:cs="Courier New"/>
+          <w:sz w:val="20"/>
+          <w:szCs w:val="20"/>
+          <w:lang w:eastAsia="ru-RU"/>
+        </w:rPr>
+        <w:t>{</w:t>
       </w:r>
       <w:proofErr w:type="gramStart"/>
       <w:r>
@@ -49,7 +67,16 @@
           <w:szCs w:val="20"/>
           <w:lang w:eastAsia="ru-RU"/>
         </w:rPr>
-        <w:t xml:space="preserve"> }} год</w:t>
+        <w:t xml:space="preserve"> }</w:t>
+      </w:r>
+      <w:r>
+        <w:rPr>
+          <w:rFonts w:ascii="Courier New" w:eastAsia="Times New Roman" w:hAnsi="Courier New" w:cs="Courier New"/>
+          <w:sz w:val="20"/>
+          <w:szCs w:val="20"/>
+          <w:lang w:val="en-US" w:eastAsia="ru-RU"/>
+        </w:rPr>
+        <w:t>}</w:t>
       </w:r>
     </w:p>
     <w:p>
@@ -58,7 +85,7 @@
           <w:rFonts w:ascii="Courier New" w:eastAsia="Times New Roman" w:hAnsi="Courier New" w:cs="Courier New"/>
           <w:sz w:val="20"/>
           <w:szCs w:val="20"/>
-          <w:lang w:eastAsia="ru-RU"/>
+          <w:lang w:val="en-US" w:eastAsia="ru-RU"/>
         </w:rPr>
       </w:pPr>
       <w:r>
@@ -66,7 +93,7 @@
           <w:rFonts w:ascii="Courier New" w:eastAsia="Times New Roman" w:hAnsi="Courier New" w:cs="Courier New"/>
           <w:sz w:val="20"/>
           <w:szCs w:val="20"/>
-          <w:lang w:eastAsia="ru-RU"/>
+          <w:lang w:val="en-US" w:eastAsia="ru-RU"/>
         </w:rPr>
         <w:t xml:space="preserve">{% </w:t>
       </w:r>
@@ -84,7 +111,7 @@
           <w:rFonts w:ascii="Courier New" w:eastAsia="Times New Roman" w:hAnsi="Courier New" w:cs="Courier New"/>
           <w:sz w:val="20"/>
           <w:szCs w:val="20"/>
-          <w:lang w:eastAsia="ru-RU"/>
+          <w:lang w:val="en-US" w:eastAsia="ru-RU"/>
         </w:rPr>
         <w:t xml:space="preserve"> </w:t>
       </w:r>
@@ -102,7 +129,7 @@
           <w:rFonts w:ascii="Courier New" w:eastAsia="Times New Roman" w:hAnsi="Courier New" w:cs="Courier New"/>
           <w:sz w:val="20"/>
           <w:szCs w:val="20"/>
-          <w:lang w:eastAsia="ru-RU"/>
+          <w:lang w:val="en-US" w:eastAsia="ru-RU"/>
         </w:rPr>
         <w:t xml:space="preserve"> </w:t>
       </w:r>
@@ -120,7 +147,7 @@
           <w:rFonts w:ascii="Courier New" w:eastAsia="Times New Roman" w:hAnsi="Courier New" w:cs="Courier New"/>
           <w:sz w:val="20"/>
           <w:szCs w:val="20"/>
-          <w:lang w:eastAsia="ru-RU"/>
+          <w:lang w:val="en-US" w:eastAsia="ru-RU"/>
         </w:rPr>
         <w:t xml:space="preserve"> </w:t>
       </w:r>
@@ -138,7 +165,7 @@
           <w:rFonts w:ascii="Courier New" w:eastAsia="Times New Roman" w:hAnsi="Courier New" w:cs="Courier New"/>
           <w:sz w:val="20"/>
           <w:szCs w:val="20"/>
-          <w:lang w:eastAsia="ru-RU"/>
+          <w:lang w:val="en-US" w:eastAsia="ru-RU"/>
         </w:rPr>
         <w:t xml:space="preserve"> %}</w:t>
       </w:r>
@@ -147,7 +174,7 @@
           <w:rFonts w:ascii="Courier New" w:eastAsia="Times New Roman" w:hAnsi="Courier New" w:cs="Courier New"/>
           <w:sz w:val="20"/>
           <w:szCs w:val="20"/>
-          <w:lang w:eastAsia="ru-RU"/>
+          <w:lang w:val="en-US" w:eastAsia="ru-RU"/>
         </w:rPr>
         <w:br/>
       </w:r>
@@ -158,7 +185,70 @@
           <w:szCs w:val="20"/>
           <w:lang w:eastAsia="ru-RU"/>
         </w:rPr>
-        <w:t>Город: {</w:t>
+        <w:t>Город</w:t>
+      </w:r>
+      <w:r>
+        <w:rPr>
+          <w:rFonts w:ascii="Courier New" w:eastAsia="Times New Roman" w:hAnsi="Courier New" w:cs="Courier New"/>
+          <w:sz w:val="20"/>
+          <w:szCs w:val="20"/>
+          <w:lang w:val="en-US" w:eastAsia="ru-RU"/>
+        </w:rPr>
+        <w:t xml:space="preserve">, </w:t>
+      </w:r>
+      <w:r>
+        <w:rPr>
+          <w:rFonts w:ascii="Courier New" w:eastAsia="Times New Roman" w:hAnsi="Courier New" w:cs="Courier New"/>
+          <w:sz w:val="20"/>
+          <w:szCs w:val="20"/>
+          <w:lang w:eastAsia="ru-RU"/>
+        </w:rPr>
+        <w:t>где</w:t>
+      </w:r>
+      <w:r>
+        <w:rPr>
+          <w:rFonts w:ascii="Courier New" w:eastAsia="Times New Roman" w:hAnsi="Courier New" w:cs="Courier New"/>
+          <w:sz w:val="20"/>
+          <w:szCs w:val="20"/>
+          <w:lang w:val="en-US" w:eastAsia="ru-RU"/>
+        </w:rPr>
+        <w:t xml:space="preserve"> </w:t>
+      </w:r>
+      <w:r>
+        <w:rPr>
+          <w:rFonts w:ascii="Courier New" w:eastAsia="Times New Roman" w:hAnsi="Courier New" w:cs="Courier New"/>
+          <w:sz w:val="20"/>
+          <w:szCs w:val="20"/>
+          <w:lang w:eastAsia="ru-RU"/>
+        </w:rPr>
+        <w:t>проводился</w:t>
+      </w:r>
+      <w:r>
+        <w:rPr>
+          <w:rFonts w:ascii="Courier New" w:eastAsia="Times New Roman" w:hAnsi="Courier New" w:cs="Courier New"/>
+          <w:sz w:val="20"/>
+          <w:szCs w:val="20"/>
+          <w:lang w:val="en-US" w:eastAsia="ru-RU"/>
+        </w:rPr>
+        <w:t xml:space="preserve"> </w:t>
+      </w:r>
+      <w:r>
+        <w:rPr>
+          <w:rFonts w:ascii="Courier New" w:eastAsia="Times New Roman" w:hAnsi="Courier New" w:cs="Courier New"/>
+          <w:sz w:val="20"/>
+          <w:szCs w:val="20"/>
+          <w:lang w:eastAsia="ru-RU"/>
+        </w:rPr>
+        <w:t>марафон</w:t>
+      </w:r>
+      <w:r>
+        <w:rPr>
+          <w:rFonts w:ascii="Courier New" w:eastAsia="Times New Roman" w:hAnsi="Courier New" w:cs="Courier New"/>
+          <w:sz w:val="20"/>
+          <w:szCs w:val="20"/>
+          <w:lang w:val="en-US" w:eastAsia="ru-RU"/>
+        </w:rPr>
+        <w:t>: {</w:t>
       </w:r>
       <w:proofErr w:type="gramStart"/>
       <w:r>
@@ -166,7 +256,7 @@
           <w:rFonts w:ascii="Courier New" w:eastAsia="Times New Roman" w:hAnsi="Courier New" w:cs="Courier New"/>
           <w:sz w:val="20"/>
           <w:szCs w:val="20"/>
-          <w:lang w:eastAsia="ru-RU"/>
+          <w:lang w:val="en-US" w:eastAsia="ru-RU"/>
         </w:rPr>
         <w:t xml:space="preserve">{ </w:t>
       </w:r>
@@ -185,7 +275,7 @@
           <w:rFonts w:ascii="Courier New" w:eastAsia="Times New Roman" w:hAnsi="Courier New" w:cs="Courier New"/>
           <w:sz w:val="20"/>
           <w:szCs w:val="20"/>
-          <w:lang w:eastAsia="ru-RU"/>
+          <w:lang w:val="en-US" w:eastAsia="ru-RU"/>
         </w:rPr>
         <w:t>['</w:t>
       </w:r>
@@ -203,7 +293,7 @@
           <w:rFonts w:ascii="Courier New" w:eastAsia="Times New Roman" w:hAnsi="Courier New" w:cs="Courier New"/>
           <w:sz w:val="20"/>
           <w:szCs w:val="20"/>
-          <w:lang w:eastAsia="ru-RU"/>
+          <w:lang w:val="en-US" w:eastAsia="ru-RU"/>
         </w:rPr>
         <w:t>'] }}</w:t>
       </w:r>
@@ -212,10 +302,27 @@
           <w:rFonts w:ascii="Courier New" w:eastAsia="Times New Roman" w:hAnsi="Courier New" w:cs="Courier New"/>
           <w:sz w:val="20"/>
           <w:szCs w:val="20"/>
-          <w:lang w:eastAsia="ru-RU"/>
+          <w:lang w:val="en-US" w:eastAsia="ru-RU"/>
         </w:rPr>
         <w:br/>
-        <w:t xml:space="preserve">Победитель: {{ </w:t>
+      </w:r>
+      <w:r>
+        <w:rPr>
+          <w:rFonts w:ascii="Courier New" w:eastAsia="Times New Roman" w:hAnsi="Courier New" w:cs="Courier New"/>
+          <w:sz w:val="20"/>
+          <w:szCs w:val="20"/>
+          <w:lang w:eastAsia="ru-RU"/>
+        </w:rPr>
+        <w:t>Победитель</w:t>
+      </w:r>
+      <w:r>
+        <w:rPr>
+          <w:rFonts w:ascii="Courier New" w:eastAsia="Times New Roman" w:hAnsi="Courier New" w:cs="Courier New"/>
+          <w:sz w:val="20"/>
+          <w:szCs w:val="20"/>
+          <w:lang w:val="en-US" w:eastAsia="ru-RU"/>
+        </w:rPr>
+        <w:t xml:space="preserve">: {{ </w:t>
       </w:r>
       <w:r>
         <w:rPr>
@@ -231,7 +338,7 @@
           <w:rFonts w:ascii="Courier New" w:eastAsia="Times New Roman" w:hAnsi="Courier New" w:cs="Courier New"/>
           <w:sz w:val="20"/>
           <w:szCs w:val="20"/>
-          <w:lang w:eastAsia="ru-RU"/>
+          <w:lang w:val="en-US" w:eastAsia="ru-RU"/>
         </w:rPr>
         <w:t>['</w:t>
       </w:r>
@@ -249,7 +356,7 @@
           <w:rFonts w:ascii="Courier New" w:eastAsia="Times New Roman" w:hAnsi="Courier New" w:cs="Courier New"/>
           <w:sz w:val="20"/>
           <w:szCs w:val="20"/>
-          <w:lang w:eastAsia="ru-RU"/>
+          <w:lang w:val="en-US" w:eastAsia="ru-RU"/>
         </w:rPr>
         <w:t xml:space="preserve">'] }} ({{ </w:t>
       </w:r>
@@ -267,7 +374,7 @@
           <w:rFonts w:ascii="Courier New" w:eastAsia="Times New Roman" w:hAnsi="Courier New" w:cs="Courier New"/>
           <w:sz w:val="20"/>
           <w:szCs w:val="20"/>
-          <w:lang w:eastAsia="ru-RU"/>
+          <w:lang w:val="en-US" w:eastAsia="ru-RU"/>
         </w:rPr>
         <w:t>['</w:t>
       </w:r>
@@ -285,7 +392,7 @@
           <w:rFonts w:ascii="Courier New" w:eastAsia="Times New Roman" w:hAnsi="Courier New" w:cs="Courier New"/>
           <w:sz w:val="20"/>
           <w:szCs w:val="20"/>
-          <w:lang w:eastAsia="ru-RU"/>
+          <w:lang w:val="en-US" w:eastAsia="ru-RU"/>
         </w:rPr>
         <w:t>'] }})</w:t>
       </w:r>
@@ -294,7 +401,7 @@
           <w:rFonts w:ascii="Courier New" w:eastAsia="Times New Roman" w:hAnsi="Courier New" w:cs="Courier New"/>
           <w:sz w:val="20"/>
           <w:szCs w:val="20"/>
-          <w:lang w:eastAsia="ru-RU"/>
+          <w:lang w:val="en-US" w:eastAsia="ru-RU"/>
         </w:rPr>
         <w:br/>
       </w:r>
@@ -305,45 +412,86 @@
           <w:szCs w:val="20"/>
           <w:lang w:eastAsia="ru-RU"/>
         </w:rPr>
-        <w:t xml:space="preserve">Время: {{ </w:t>
-      </w:r>
-      <w:proofErr w:type="spellStart"/>
-      <w:r>
-        <w:rPr>
-          <w:rFonts w:ascii="Courier New" w:eastAsia="Times New Roman" w:hAnsi="Courier New" w:cs="Courier New"/>
-          <w:sz w:val="20"/>
-          <w:szCs w:val="20"/>
-          <w:lang w:eastAsia="ru-RU"/>
+        <w:t>Время</w:t>
+      </w:r>
+      <w:r>
+        <w:rPr>
+          <w:rFonts w:ascii="Courier New" w:eastAsia="Times New Roman" w:hAnsi="Courier New" w:cs="Courier New"/>
+          <w:sz w:val="20"/>
+          <w:szCs w:val="20"/>
+          <w:lang w:val="en-US" w:eastAsia="ru-RU"/>
+        </w:rPr>
+        <w:t xml:space="preserve"> </w:t>
+      </w:r>
+      <w:r>
+        <w:rPr>
+          <w:rFonts w:ascii="Courier New" w:eastAsia="Times New Roman" w:hAnsi="Courier New" w:cs="Courier New"/>
+          <w:sz w:val="20"/>
+          <w:szCs w:val="20"/>
+          <w:lang w:eastAsia="ru-RU"/>
+        </w:rPr>
+        <w:t>на</w:t>
+      </w:r>
+      <w:r>
+        <w:rPr>
+          <w:rFonts w:ascii="Courier New" w:eastAsia="Times New Roman" w:hAnsi="Courier New" w:cs="Courier New"/>
+          <w:sz w:val="20"/>
+          <w:szCs w:val="20"/>
+          <w:lang w:val="en-US" w:eastAsia="ru-RU"/>
+        </w:rPr>
+        <w:t xml:space="preserve"> </w:t>
+      </w:r>
+      <w:r>
+        <w:rPr>
+          <w:rFonts w:ascii="Courier New" w:eastAsia="Times New Roman" w:hAnsi="Courier New" w:cs="Courier New"/>
+          <w:sz w:val="20"/>
+          <w:szCs w:val="20"/>
+          <w:lang w:eastAsia="ru-RU"/>
+        </w:rPr>
+        <w:t>дистанции</w:t>
+      </w:r>
+      <w:r>
+        <w:rPr>
+          <w:rFonts w:ascii="Courier New" w:eastAsia="Times New Roman" w:hAnsi="Courier New" w:cs="Courier New"/>
+          <w:sz w:val="20"/>
+          <w:szCs w:val="20"/>
+          <w:lang w:val="en-US" w:eastAsia="ru-RU"/>
+        </w:rPr>
+        <w:t xml:space="preserve">: {{ </w:t>
+      </w:r>
+      <w:r>
+        <w:rPr>
+          <w:rFonts w:ascii="Courier New" w:eastAsia="Times New Roman" w:hAnsi="Courier New" w:cs="Courier New"/>
+          <w:sz w:val="20"/>
+          <w:szCs w:val="20"/>
+          <w:lang w:val="en-US" w:eastAsia="ru-RU"/>
         </w:rPr>
         <w:t>marathon</w:t>
       </w:r>
-      <w:proofErr w:type="spellEnd"/>
-      <w:r>
-        <w:rPr>
-          <w:rFonts w:ascii="Courier New" w:eastAsia="Times New Roman" w:hAnsi="Courier New" w:cs="Courier New"/>
-          <w:sz w:val="20"/>
-          <w:szCs w:val="20"/>
-          <w:lang w:eastAsia="ru-RU"/>
+      <w:r>
+        <w:rPr>
+          <w:rFonts w:ascii="Courier New" w:eastAsia="Times New Roman" w:hAnsi="Courier New" w:cs="Courier New"/>
+          <w:sz w:val="20"/>
+          <w:szCs w:val="20"/>
+          <w:lang w:val="en-US" w:eastAsia="ru-RU"/>
         </w:rPr>
         <w:t>['</w:t>
       </w:r>
-      <w:proofErr w:type="spellStart"/>
-      <w:r>
-        <w:rPr>
-          <w:rFonts w:ascii="Courier New" w:eastAsia="Times New Roman" w:hAnsi="Courier New" w:cs="Courier New"/>
-          <w:sz w:val="20"/>
-          <w:szCs w:val="20"/>
-          <w:lang w:eastAsia="ru-RU"/>
+      <w:r>
+        <w:rPr>
+          <w:rFonts w:ascii="Courier New" w:eastAsia="Times New Roman" w:hAnsi="Courier New" w:cs="Courier New"/>
+          <w:sz w:val="20"/>
+          <w:szCs w:val="20"/>
+          <w:lang w:val="en-US" w:eastAsia="ru-RU"/>
         </w:rPr>
         <w:t>time</w:t>
       </w:r>
-      <w:proofErr w:type="spellEnd"/>
-      <w:r>
-        <w:rPr>
-          <w:rFonts w:ascii="Courier New" w:eastAsia="Times New Roman" w:hAnsi="Courier New" w:cs="Courier New"/>
-          <w:sz w:val="20"/>
-          <w:szCs w:val="20"/>
-          <w:lang w:eastAsia="ru-RU"/>
+      <w:r>
+        <w:rPr>
+          <w:rFonts w:ascii="Courier New" w:eastAsia="Times New Roman" w:hAnsi="Courier New" w:cs="Courier New"/>
+          <w:sz w:val="20"/>
+          <w:szCs w:val="20"/>
+          <w:lang w:val="en-US" w:eastAsia="ru-RU"/>
         </w:rPr>
         <w:t>'] }}</w:t>
       </w:r>
@@ -354,7 +502,7 @@
           <w:rFonts w:ascii="Courier New" w:eastAsia="Times New Roman" w:hAnsi="Courier New" w:cs="Courier New"/>
           <w:sz w:val="20"/>
           <w:szCs w:val="20"/>
-          <w:lang w:eastAsia="ru-RU"/>
+          <w:lang w:val="en-US" w:eastAsia="ru-RU"/>
         </w:rPr>
       </w:pPr>
       <w:r>
@@ -603,7 +751,6 @@
     <w:basedOn w:val="a"/>
     <w:link w:val="HTML0"/>
     <w:uiPriority w:val="99"/>
-    <w:semiHidden/>
     <w:unhideWhenUsed/>
     <w:rsid w:val="00E0024F"/>
     <w:pPr>
@@ -639,7 +786,6 @@
     <w:basedOn w:val="a0"/>
     <w:link w:val="HTML"/>
     <w:uiPriority w:val="99"/>
-    <w:semiHidden/>
     <w:rsid w:val="00E0024F"/>
     <w:rPr>
       <w:rFonts w:ascii="Courier New" w:eastAsia="Times New Roman" w:hAnsi="Courier New" w:cs="Courier New"/>
